--- a/docx/Ailsa Sahda Garizah_244107060006_StudiKasus Jobsheet3.docx
+++ b/docx/Ailsa Sahda Garizah_244107060006_StudiKasus Jobsheet3.docx
@@ -19,16 +19,8 @@
           <w:rFonts w:ascii="Times New Roman" w:hAnsi="Times New Roman" w:cs="Times New Roman"/>
         </w:rPr>
         <w:tab/>
-        <w:t xml:space="preserve">: Ailsa Sahda </w:t>
-      </w:r>
-      <w:proofErr w:type="spellStart"/>
-      <w:r>
-        <w:rPr>
-          <w:rFonts w:ascii="Times New Roman" w:hAnsi="Times New Roman" w:cs="Times New Roman"/>
-        </w:rPr>
-        <w:t>Garizah</w:t>
-      </w:r>
-      <w:proofErr w:type="spellEnd"/>
+        <w:t>: Ailsa Sahda Garizah</w:t>
+      </w:r>
     </w:p>
     <w:p>
       <w:pPr>
@@ -198,21 +190,7 @@
         <w:rPr>
           <w:rFonts w:ascii="Times New Roman" w:hAnsi="Times New Roman" w:cs="Times New Roman"/>
         </w:rPr>
-        <w:t xml:space="preserve">Link </w:t>
-      </w:r>
-      <w:proofErr w:type="spellStart"/>
-      <w:r>
-        <w:rPr>
-          <w:rFonts w:ascii="Times New Roman" w:hAnsi="Times New Roman" w:cs="Times New Roman"/>
-        </w:rPr>
-        <w:t>Github</w:t>
-      </w:r>
-      <w:proofErr w:type="spellEnd"/>
-      <w:r>
-        <w:rPr>
-          <w:rFonts w:ascii="Times New Roman" w:hAnsi="Times New Roman" w:cs="Times New Roman"/>
-        </w:rPr>
-        <w:t xml:space="preserve">: </w:t>
+        <w:t xml:space="preserve">Link Github: </w:t>
       </w:r>
       <w:hyperlink r:id="rId5" w:history="1">
         <w:r>
@@ -394,37 +372,12 @@
           <w:rFonts w:ascii="Times New Roman" w:hAnsi="Times New Roman" w:cs="Times New Roman"/>
         </w:rPr>
       </w:pPr>
-      <w:proofErr w:type="spellStart"/>
       <w:r>
         <w:rPr>
           <w:rFonts w:ascii="Times New Roman" w:hAnsi="Times New Roman" w:cs="Times New Roman"/>
           <w:lang w:val="en-US"/>
         </w:rPr>
-        <w:t>Buat</w:t>
-      </w:r>
-      <w:proofErr w:type="spellEnd"/>
-      <w:r>
-        <w:rPr>
-          <w:rFonts w:ascii="Times New Roman" w:hAnsi="Times New Roman" w:cs="Times New Roman"/>
-          <w:lang w:val="en-US"/>
-        </w:rPr>
-        <w:t xml:space="preserve"> repository </w:t>
-      </w:r>
-      <w:proofErr w:type="spellStart"/>
-      <w:r>
-        <w:rPr>
-          <w:rFonts w:ascii="Times New Roman" w:hAnsi="Times New Roman" w:cs="Times New Roman"/>
-          <w:lang w:val="en-US"/>
-        </w:rPr>
-        <w:t>baru</w:t>
-      </w:r>
-      <w:proofErr w:type="spellEnd"/>
-      <w:r>
-        <w:rPr>
-          <w:rFonts w:ascii="Times New Roman" w:hAnsi="Times New Roman" w:cs="Times New Roman"/>
-          <w:lang w:val="en-US"/>
-        </w:rPr>
-        <w:t xml:space="preserve"> di GitHub</w:t>
+        <w:t>Buat repository baru di GitHub</w:t>
       </w:r>
     </w:p>
     <w:p>
@@ -492,23 +445,7 @@
           <w:rFonts w:ascii="Times New Roman" w:hAnsi="Times New Roman" w:cs="Times New Roman"/>
           <w:lang w:val="en-US"/>
         </w:rPr>
-        <w:t xml:space="preserve">Clone repository </w:t>
-      </w:r>
-      <w:proofErr w:type="spellStart"/>
-      <w:r>
-        <w:rPr>
-          <w:rFonts w:ascii="Times New Roman" w:hAnsi="Times New Roman" w:cs="Times New Roman"/>
-          <w:lang w:val="en-US"/>
-        </w:rPr>
-        <w:t>ke</w:t>
-      </w:r>
-      <w:proofErr w:type="spellEnd"/>
-      <w:r>
-        <w:rPr>
-          <w:rFonts w:ascii="Times New Roman" w:hAnsi="Times New Roman" w:cs="Times New Roman"/>
-          <w:lang w:val="en-US"/>
-        </w:rPr>
-        <w:t xml:space="preserve"> </w:t>
+        <w:t xml:space="preserve">Clone repository ke </w:t>
       </w:r>
       <w:r>
         <w:rPr>
@@ -578,70 +515,13 @@
           <w:rFonts w:ascii="Times New Roman" w:hAnsi="Times New Roman" w:cs="Times New Roman"/>
         </w:rPr>
       </w:pPr>
-      <w:proofErr w:type="spellStart"/>
       <w:r>
         <w:rPr>
           <w:rFonts w:ascii="Times New Roman" w:hAnsi="Times New Roman" w:cs="Times New Roman"/>
           <w:lang w:val="en-US"/>
         </w:rPr>
         <w:lastRenderedPageBreak/>
-        <w:t>Buat</w:t>
-      </w:r>
-      <w:proofErr w:type="spellEnd"/>
-      <w:r>
-        <w:rPr>
-          <w:rFonts w:ascii="Times New Roman" w:hAnsi="Times New Roman" w:cs="Times New Roman"/>
-          <w:lang w:val="en-US"/>
-        </w:rPr>
-        <w:t xml:space="preserve"> branch </w:t>
-      </w:r>
-      <w:proofErr w:type="spellStart"/>
-      <w:r>
-        <w:rPr>
-          <w:rFonts w:ascii="Times New Roman" w:hAnsi="Times New Roman" w:cs="Times New Roman"/>
-          <w:lang w:val="en-US"/>
-        </w:rPr>
-        <w:t>untuk</w:t>
-      </w:r>
-      <w:proofErr w:type="spellEnd"/>
-      <w:r>
-        <w:rPr>
-          <w:rFonts w:ascii="Times New Roman" w:hAnsi="Times New Roman" w:cs="Times New Roman"/>
-          <w:lang w:val="en-US"/>
-        </w:rPr>
-        <w:t xml:space="preserve"> </w:t>
-      </w:r>
-      <w:proofErr w:type="spellStart"/>
-      <w:r>
-        <w:rPr>
-          <w:rFonts w:ascii="Times New Roman" w:hAnsi="Times New Roman" w:cs="Times New Roman"/>
-          <w:lang w:val="en-US"/>
-        </w:rPr>
-        <w:t>setiap</w:t>
-      </w:r>
-      <w:proofErr w:type="spellEnd"/>
-      <w:r>
-        <w:rPr>
-          <w:rFonts w:ascii="Times New Roman" w:hAnsi="Times New Roman" w:cs="Times New Roman"/>
-          <w:lang w:val="en-US"/>
-        </w:rPr>
-        <w:t xml:space="preserve"> </w:t>
-      </w:r>
-      <w:proofErr w:type="spellStart"/>
-      <w:r>
-        <w:rPr>
-          <w:rFonts w:ascii="Times New Roman" w:hAnsi="Times New Roman" w:cs="Times New Roman"/>
-          <w:lang w:val="en-US"/>
-        </w:rPr>
-        <w:t>fitur</w:t>
-      </w:r>
-      <w:proofErr w:type="spellEnd"/>
-      <w:r>
-        <w:rPr>
-          <w:rFonts w:ascii="Times New Roman" w:hAnsi="Times New Roman" w:cs="Times New Roman"/>
-          <w:lang w:val="en-US"/>
-        </w:rPr>
-        <w:t>:</w:t>
+        <w:t>Buat branch untuk setiap fitur:</w:t>
       </w:r>
     </w:p>
     <w:p>
@@ -677,21 +557,7 @@
         <w:rPr>
           <w:rFonts w:ascii="Times New Roman" w:hAnsi="Times New Roman" w:cs="Times New Roman"/>
         </w:rPr>
-        <w:t xml:space="preserve">Branch </w:t>
-      </w:r>
-      <w:proofErr w:type="spellStart"/>
-      <w:r>
-        <w:rPr>
-          <w:rFonts w:ascii="Times New Roman" w:hAnsi="Times New Roman" w:cs="Times New Roman"/>
-        </w:rPr>
-        <w:t>bmi</w:t>
-      </w:r>
-      <w:proofErr w:type="spellEnd"/>
-      <w:r>
-        <w:rPr>
-          <w:rFonts w:ascii="Times New Roman" w:hAnsi="Times New Roman" w:cs="Times New Roman"/>
-        </w:rPr>
-        <w:t>-calculation</w:t>
+        <w:t>Branch bmi-calculation</w:t>
       </w:r>
     </w:p>
     <w:p>
@@ -828,49 +694,8 @@
           <w:rFonts w:ascii="Times New Roman" w:hAnsi="Times New Roman" w:cs="Times New Roman"/>
           <w:lang w:val="en-US"/>
         </w:rPr>
-        <w:t xml:space="preserve">Merge branch </w:t>
-      </w:r>
-      <w:proofErr w:type="spellStart"/>
-      <w:r>
-        <w:rPr>
-          <w:rFonts w:ascii="Times New Roman" w:hAnsi="Times New Roman" w:cs="Times New Roman"/>
-          <w:lang w:val="en-US"/>
-        </w:rPr>
-        <w:t>ketika</w:t>
-      </w:r>
-      <w:proofErr w:type="spellEnd"/>
-      <w:r>
-        <w:rPr>
-          <w:rFonts w:ascii="Times New Roman" w:hAnsi="Times New Roman" w:cs="Times New Roman"/>
-          <w:lang w:val="en-US"/>
-        </w:rPr>
-        <w:t xml:space="preserve"> </w:t>
-      </w:r>
-      <w:proofErr w:type="spellStart"/>
-      <w:r>
-        <w:rPr>
-          <w:rFonts w:ascii="Times New Roman" w:hAnsi="Times New Roman" w:cs="Times New Roman"/>
-          <w:lang w:val="en-US"/>
-        </w:rPr>
-        <w:t>fitur</w:t>
-      </w:r>
-      <w:proofErr w:type="spellEnd"/>
-      <w:r>
-        <w:rPr>
-          <w:rFonts w:ascii="Times New Roman" w:hAnsi="Times New Roman" w:cs="Times New Roman"/>
-          <w:lang w:val="en-US"/>
-        </w:rPr>
-        <w:t xml:space="preserve"> </w:t>
-      </w:r>
-      <w:proofErr w:type="spellStart"/>
-      <w:r>
-        <w:rPr>
-          <w:rFonts w:ascii="Times New Roman" w:hAnsi="Times New Roman" w:cs="Times New Roman"/>
-          <w:lang w:val="en-US"/>
-        </w:rPr>
-        <w:t>selesai</w:t>
-      </w:r>
-      <w:proofErr w:type="spellEnd"/>
+        <w:t>Merge branch ketika fitur selesai</w:t>
+      </w:r>
     </w:p>
     <w:p>
       <w:pPr>
@@ -901,6 +726,7 @@
       <w:r>
         <w:rPr>
           <w:rFonts w:ascii="Times New Roman" w:hAnsi="Times New Roman" w:cs="Times New Roman"/>
+          <w:noProof/>
         </w:rPr>
         <w:drawing>
           <wp:inline distT="0" distB="0" distL="0" distR="0" wp14:anchorId="7397E38A" wp14:editId="6EBDC7D0">
@@ -954,21 +780,7 @@
         <w:rPr>
           <w:rFonts w:ascii="Times New Roman" w:hAnsi="Times New Roman" w:cs="Times New Roman"/>
         </w:rPr>
-        <w:t xml:space="preserve">Branch </w:t>
-      </w:r>
-      <w:proofErr w:type="spellStart"/>
-      <w:r>
-        <w:rPr>
-          <w:rFonts w:ascii="Times New Roman" w:hAnsi="Times New Roman" w:cs="Times New Roman"/>
-        </w:rPr>
-        <w:t>bmi</w:t>
-      </w:r>
-      <w:proofErr w:type="spellEnd"/>
-      <w:r>
-        <w:rPr>
-          <w:rFonts w:ascii="Times New Roman" w:hAnsi="Times New Roman" w:cs="Times New Roman"/>
-        </w:rPr>
-        <w:t>-calculation</w:t>
+        <w:t>Branch bmi-calculation</w:t>
       </w:r>
     </w:p>
     <w:p>
@@ -982,6 +794,7 @@
       <w:r>
         <w:rPr>
           <w:rFonts w:ascii="Times New Roman" w:hAnsi="Times New Roman" w:cs="Times New Roman"/>
+          <w:noProof/>
         </w:rPr>
         <w:lastRenderedPageBreak/>
         <w:drawing>
@@ -1032,6 +845,7 @@
       <w:r>
         <w:rPr>
           <w:rFonts w:ascii="Times New Roman" w:hAnsi="Times New Roman" w:cs="Times New Roman"/>
+          <w:noProof/>
         </w:rPr>
         <w:drawing>
           <wp:inline distT="0" distB="0" distL="0" distR="0" wp14:anchorId="2ABF1C62" wp14:editId="18894CF8">
@@ -1099,6 +913,7 @@
       <w:r>
         <w:rPr>
           <w:rFonts w:ascii="Times New Roman" w:hAnsi="Times New Roman" w:cs="Times New Roman"/>
+          <w:noProof/>
         </w:rPr>
         <w:lastRenderedPageBreak/>
         <w:drawing>
@@ -1149,6 +964,7 @@
       <w:r>
         <w:rPr>
           <w:rFonts w:ascii="Times New Roman" w:hAnsi="Times New Roman" w:cs="Times New Roman"/>
+          <w:noProof/>
         </w:rPr>
         <w:drawing>
           <wp:inline distT="0" distB="0" distL="0" distR="0" wp14:anchorId="700D7CE9" wp14:editId="2D33F250">
@@ -1216,6 +1032,7 @@
       <w:r>
         <w:rPr>
           <w:rFonts w:ascii="Times New Roman" w:hAnsi="Times New Roman" w:cs="Times New Roman"/>
+          <w:noProof/>
         </w:rPr>
         <w:lastRenderedPageBreak/>
         <w:drawing>
@@ -1258,6 +1075,73 @@
     <w:p>
       <w:pPr>
         <w:pStyle w:val="ListParagraph"/>
+        <w:numPr>
+          <w:ilvl w:val="0"/>
+          <w:numId w:val="9"/>
+        </w:numPr>
+        <w:rPr>
+          <w:rFonts w:ascii="Times New Roman" w:hAnsi="Times New Roman" w:cs="Times New Roman"/>
+        </w:rPr>
+      </w:pPr>
+      <w:r>
+        <w:rPr>
+          <w:rFonts w:ascii="Times New Roman" w:hAnsi="Times New Roman" w:cs="Times New Roman"/>
+        </w:rPr>
+        <w:t>Hasil</w:t>
+      </w:r>
+    </w:p>
+    <w:p>
+      <w:pPr>
+        <w:pStyle w:val="ListParagraph"/>
+        <w:ind w:left="1440"/>
+        <w:rPr>
+          <w:rFonts w:ascii="Times New Roman" w:hAnsi="Times New Roman" w:cs="Times New Roman"/>
+        </w:rPr>
+      </w:pPr>
+      <w:r>
+        <w:rPr>
+          <w:rFonts w:ascii="Times New Roman" w:hAnsi="Times New Roman" w:cs="Times New Roman"/>
+        </w:rPr>
+        <w:drawing>
+          <wp:inline distT="0" distB="0" distL="0" distR="0" wp14:anchorId="0ECDAAE2" wp14:editId="3601D217">
+            <wp:extent cx="4505960" cy="518190"/>
+            <wp:effectExtent l="0" t="0" r="8890" b="0"/>
+            <wp:docPr id="987314186" name="Picture 1"/>
+            <wp:cNvGraphicFramePr>
+              <a:graphicFrameLocks xmlns:a="http://schemas.openxmlformats.org/drawingml/2006/main" noChangeAspect="1"/>
+            </wp:cNvGraphicFramePr>
+            <a:graphic xmlns:a="http://schemas.openxmlformats.org/drawingml/2006/main">
+              <a:graphicData uri="http://schemas.openxmlformats.org/drawingml/2006/picture">
+                <pic:pic xmlns:pic="http://schemas.openxmlformats.org/drawingml/2006/picture">
+                  <pic:nvPicPr>
+                    <pic:cNvPr id="987314186" name=""/>
+                    <pic:cNvPicPr/>
+                  </pic:nvPicPr>
+                  <pic:blipFill>
+                    <a:blip r:embed="rId16"/>
+                    <a:stretch>
+                      <a:fillRect/>
+                    </a:stretch>
+                  </pic:blipFill>
+                  <pic:spPr>
+                    <a:xfrm>
+                      <a:off x="0" y="0"/>
+                      <a:ext cx="4512804" cy="518977"/>
+                    </a:xfrm>
+                    <a:prstGeom prst="rect">
+                      <a:avLst/>
+                    </a:prstGeom>
+                  </pic:spPr>
+                </pic:pic>
+              </a:graphicData>
+            </a:graphic>
+          </wp:inline>
+        </w:drawing>
+      </w:r>
+    </w:p>
+    <w:p>
+      <w:pPr>
+        <w:pStyle w:val="ListParagraph"/>
         <w:ind w:left="1440"/>
         <w:rPr>
           <w:rFonts w:ascii="Times New Roman" w:hAnsi="Times New Roman" w:cs="Times New Roman"/>
@@ -1280,57 +1164,25 @@
           <w:rFonts w:ascii="Times New Roman" w:hAnsi="Times New Roman" w:cs="Times New Roman"/>
           <w:lang w:val="en-US"/>
         </w:rPr>
-        <w:t xml:space="preserve">Push </w:t>
-      </w:r>
-      <w:proofErr w:type="spellStart"/>
-      <w:r>
+        <w:t>Push ke repository remote</w:t>
+      </w:r>
+    </w:p>
+    <w:p>
+      <w:pPr>
+        <w:pStyle w:val="ListParagraph"/>
         <w:rPr>
           <w:rFonts w:ascii="Times New Roman" w:hAnsi="Times New Roman" w:cs="Times New Roman"/>
           <w:lang w:val="en-US"/>
         </w:rPr>
-        <w:t>ke</w:t>
-      </w:r>
-      <w:proofErr w:type="spellEnd"/>
+      </w:pPr>
       <w:r>
         <w:rPr>
           <w:rFonts w:ascii="Times New Roman" w:hAnsi="Times New Roman" w:cs="Times New Roman"/>
           <w:lang w:val="en-US"/>
         </w:rPr>
-        <w:t xml:space="preserve"> repository remote</w:t>
-      </w:r>
-    </w:p>
-    <w:p>
-      <w:pPr>
-        <w:pStyle w:val="ListParagraph"/>
-        <w:rPr>
-          <w:rFonts w:ascii="Times New Roman" w:hAnsi="Times New Roman" w:cs="Times New Roman"/>
-          <w:lang w:val="en-US"/>
-        </w:rPr>
-      </w:pPr>
-      <w:r>
-        <w:rPr>
-          <w:rFonts w:ascii="Times New Roman" w:hAnsi="Times New Roman" w:cs="Times New Roman"/>
-          <w:lang w:val="en-US"/>
-        </w:rPr>
-        <w:t xml:space="preserve">Link </w:t>
-      </w:r>
-      <w:proofErr w:type="spellStart"/>
-      <w:r>
-        <w:rPr>
-          <w:rFonts w:ascii="Times New Roman" w:hAnsi="Times New Roman" w:cs="Times New Roman"/>
-          <w:lang w:val="en-US"/>
-        </w:rPr>
-        <w:t>github</w:t>
-      </w:r>
-      <w:proofErr w:type="spellEnd"/>
-      <w:r>
-        <w:rPr>
-          <w:rFonts w:ascii="Times New Roman" w:hAnsi="Times New Roman" w:cs="Times New Roman"/>
-          <w:lang w:val="en-US"/>
-        </w:rPr>
-        <w:t xml:space="preserve">: </w:t>
-      </w:r>
-      <w:hyperlink r:id="rId16" w:history="1">
+        <w:t xml:space="preserve">Link github: </w:t>
+      </w:r>
+      <w:hyperlink r:id="rId17" w:history="1">
         <w:r>
           <w:rPr>
             <w:rStyle w:val="Hyperlink"/>
@@ -2041,7 +1893,7 @@
   <w:abstractNum w:abstractNumId="6" w15:restartNumberingAfterBreak="0">
     <w:nsid w:val="3EC55C93"/>
     <w:multiLevelType w:val="hybridMultilevel"/>
-    <w:tmpl w:val="5824B854"/>
+    <w:tmpl w:val="06B8154E"/>
     <w:lvl w:ilvl="0" w:tplc="38090001">
       <w:start w:val="1"/>
       <w:numFmt w:val="bullet"/>
